--- a/Buoi7/Bai1_1.docx
+++ b/Buoi7/Bai1_1.docx
@@ -87,39 +87,7 @@
           <w:b/>
           <w:bCs/>
         </w:rPr>
-        <w:t xml:space="preserve"> (EP) - </w:t>
-      </w:r>
-      <w:proofErr w:type="spellStart"/>
-      <w:r>
-        <w:rPr>
-          <w:b/>
-          <w:bCs/>
-        </w:rPr>
-        <w:t>Yêu</w:t>
-      </w:r>
-      <w:proofErr w:type="spellEnd"/>
-      <w:r>
-        <w:rPr>
-          <w:b/>
-          <w:bCs/>
-        </w:rPr>
         <w:t xml:space="preserve"> </w:t>
-      </w:r>
-      <w:proofErr w:type="spellStart"/>
-      <w:r>
-        <w:rPr>
-          <w:b/>
-          <w:bCs/>
-        </w:rPr>
-        <w:t>cầu</w:t>
-      </w:r>
-      <w:proofErr w:type="spellEnd"/>
-      <w:r>
-        <w:rPr>
-          <w:b/>
-          <w:bCs/>
-        </w:rPr>
-        <w:t xml:space="preserve"> 1.2</w:t>
       </w:r>
     </w:p>
     <w:tbl>
@@ -3097,7 +3065,6 @@
                 <w:b/>
                 <w:bCs/>
               </w:rPr>
-              <w:lastRenderedPageBreak/>
               <w:t>Xác</w:t>
             </w:r>
             <w:proofErr w:type="spellEnd"/>
@@ -3772,39 +3739,7 @@
           <w:b/>
           <w:bCs/>
         </w:rPr>
-        <w:t xml:space="preserve"> (BVA) - </w:t>
-      </w:r>
-      <w:proofErr w:type="spellStart"/>
-      <w:r>
-        <w:rPr>
-          <w:b/>
-          <w:bCs/>
-        </w:rPr>
-        <w:t>Yêu</w:t>
-      </w:r>
-      <w:proofErr w:type="spellEnd"/>
-      <w:r>
-        <w:rPr>
-          <w:b/>
-          <w:bCs/>
-        </w:rPr>
         <w:t xml:space="preserve"> </w:t>
-      </w:r>
-      <w:proofErr w:type="spellStart"/>
-      <w:r>
-        <w:rPr>
-          <w:b/>
-          <w:bCs/>
-        </w:rPr>
-        <w:t>cầu</w:t>
-      </w:r>
-      <w:proofErr w:type="spellEnd"/>
-      <w:r>
-        <w:rPr>
-          <w:b/>
-          <w:bCs/>
-        </w:rPr>
-        <w:t xml:space="preserve"> 1.3</w:t>
       </w:r>
     </w:p>
     <w:tbl>
@@ -8322,39 +8257,7 @@
           <w:b/>
           <w:bCs/>
         </w:rPr>
-        <w:t xml:space="preserve"> (</w:t>
-      </w:r>
-      <w:proofErr w:type="spellStart"/>
-      <w:r>
-        <w:rPr>
-          <w:b/>
-          <w:bCs/>
-        </w:rPr>
-        <w:t>Yêu</w:t>
-      </w:r>
-      <w:proofErr w:type="spellEnd"/>
-      <w:r>
-        <w:rPr>
-          <w:b/>
-          <w:bCs/>
-        </w:rPr>
         <w:t xml:space="preserve"> </w:t>
-      </w:r>
-      <w:proofErr w:type="spellStart"/>
-      <w:r>
-        <w:rPr>
-          <w:b/>
-          <w:bCs/>
-        </w:rPr>
-        <w:t>cầu</w:t>
-      </w:r>
-      <w:proofErr w:type="spellEnd"/>
-      <w:r>
-        <w:rPr>
-          <w:b/>
-          <w:bCs/>
-        </w:rPr>
-        <w:t xml:space="preserve"> 1.4)</w:t>
       </w:r>
     </w:p>
     <w:tbl>
@@ -16478,6 +16381,7 @@
   <w:style w:type="character" w:default="1" w:styleId="DefaultParagraphFont">
     <w:name w:val="Default Paragraph Font"/>
     <w:uiPriority w:val="1"/>
+    <w:semiHidden/>
     <w:unhideWhenUsed/>
   </w:style>
   <w:style w:type="table" w:default="1" w:styleId="TableNormal">
